--- a/opportunities/BDR-FLEET-READINESS/04_artifacts/capture-brief-v0.3-draft.docx
+++ b/opportunities/BDR-FLEET-READINESS/04_artifacts/capture-brief-v0.3-draft.docx
@@ -819,7 +819,7 @@
         <w:spacing w:after="120"/>
       </w:pPr>
       <w:r>
-        <w:t>The Navy is not running an RFP for this today. The path to procurement runs through proactive CACI executive engagement with PACFLT N7, FLTFORCOM N7, INDOPACOM J7, NAVSEA 04, or SRF-JRMC leadership. The pitch is concrete on day one: here is the work-type, here is the AFRICOM precedent demonstrating CACI executes this work at scale, here are the GSA-wide vehicles we already hold, issue a Level 1 pilot task order against our existing OASIS or CIO-SP3 holdings. This is the salesmanship step the procurement-vehicle question requires. It cannot be done by the analyst preparing this brief or by the BD team alone. CACI executive leadership has to make the engagement happen at the right level of seniority at the named commands.</w:t>
+        <w:t>The Navy is not running an RFP for this today. The path to procurement runs through proactive CACI executive engagement with PACFLT N7, FLTFORCOM N7, INDOPACOM J7, NAVSEA 04 (PAE-IO), or SRF-JRMC leadership. The pitch is concrete on day one: here is the work-type, here is the AFRICOM precedent demonstrating CACI executes this work at scale, here are the GSA-wide vehicles we already hold, issue a Level 1 pilot task order against our existing OASIS or CIO-SP3 holdings.</w:t>
       </w:r>
     </w:p>
     <w:p>
